--- a/ru/wisdom-stories/Etibar Siracsoy/life-flows-silently.docx
+++ b/ru/wisdom-stories/Etibar Siracsoy/life-flows-silently.docx
@@ -29,7 +29,7 @@
         <w:rPr>
           <w:lang w:val="ru-RU"/>
         </w:rPr>
-        <w:t>Часто мы начинаем понимать цену времени лишь тогда, когда оно уже упущено. День, который вчера казался самым обыкновенным, спустя годы становится бесценным воспоминанием. Разговор, которому мы когда-то не придали значения, чей-то взгляд, смех, тихий вечер с любимым человеком — всё это со временем может оказаться одним из самых счастливых мгновений нашей жизни.</w:t>
+        <w:t>Часто мы начинаем понимать цену времени лишь тогда, когда оно уже упущено. День, который вчера казался самым обыкновенным, спустя годы становится бесценным воспоминанием. Разговор, которому мы когда-то не придали значения, чей-то взгляд, смех, тихий вечер с любимым человеком — всё это со временем может вспоминаться как счастливейшие мгновения нашей жизни.</w:t>
       </w:r>
     </w:p>
     <w:p>
@@ -89,7 +89,7 @@
           <w:b/>
           <w:lang w:val="ru-RU"/>
         </w:rPr>
-        <w:t>Урок: Не откладывайте на потом слова любви и время для родных. Ушедшее мгновение не вернётся. Дорожить сегодняшним днём нужно сегодня.</w:t>
+        <w:t xml:space="preserve">Урок: Не откладывайте слова любви на потом и находите время для родных. Ушедшее мгновение не вернётся. Дорожить сегодняшним днём нужно сегодня.</w:t>
       </w:r>
     </w:p>
     <w:p>
